--- a/legal/PRIVACY_POLICY.docx
+++ b/legal/PRIVACY_POLICY.docx
@@ -539,7 +539,7 @@
                 <w:szCs w:val="24"/>
                 <w:lang w:val="en-US" w:eastAsia="en-US" w:bidi="ar-SA"/>
               </w:rPr>
-              <w:t>Rep account, location, voice notes, performance</w:t>
+              <w:t>Rep account, location, performance metrics</w:t>
             </w:r>
           </w:p>
         </w:tc>
@@ -733,7 +733,7 @@
                 <w:szCs w:val="24"/>
                 <w:lang w:val="en-US" w:eastAsia="en-US" w:bidi="ar-SA"/>
               </w:rPr>
-              <w:t>Visited Person address, lat/lng, contact info, notes, photos, voice transcripts</w:t>
+              <w:t>Visited Person address, lat/lng, contact info, notes, photos</w:t>
             </w:r>
           </w:p>
         </w:tc>
@@ -1034,11 +1034,11 @@
         <w:rPr>
           <w:b/>
         </w:rPr>
-        <w:t>Voice recordings</w:t>
-      </w:r>
-      <w:r>
-        <w:rPr/>
-        <w:t>, when you tap the voice-note button. Audio is transmitted to a third-party speech-to-text service (OpenAI Whisper) and converted to text. We do not retain the raw audio on KnockIQ servers; the resulting text is saved to the interaction record only if you save the modal.</w:t>
+        <w:t>Device motion data</w:t>
+      </w:r>
+      <w:r>
+        <w:rPr/>
+        <w:t xml:space="preserve"> (accelerometer readings) captured locally by your browser to classify whether you are walking, in a vehicle, or stationary. This data is processed only in your device memory and is not transmitted to or stored by KnockIQ.</w:t>
       </w:r>
     </w:p>
     <w:p>
@@ -1054,11 +1054,11 @@
         <w:rPr>
           <w:b/>
         </w:rPr>
-        <w:t>Device motion data</w:t>
-      </w:r>
-      <w:r>
-        <w:rPr/>
-        <w:t xml:space="preserve"> (accelerometer readings) captured locally by your browser to classify whether you are walking, in a vehicle, or stationary. This data is processed only in your device memory and is not transmitted to or stored by KnockIQ.</w:t>
+        <w:t>Performance data</w:t>
+      </w:r>
+      <w:r>
+        <w:rPr/>
+        <w:t xml:space="preserve"> derived from your activity: doors knocked, conversations, estimates, bookings, revenue booked, hour-of-day patterns, and similar metrics.</w:t>
       </w:r>
     </w:p>
     <w:p>
@@ -1074,11 +1074,11 @@
         <w:rPr>
           <w:b/>
         </w:rPr>
-        <w:t>Performance data</w:t>
-      </w:r>
-      <w:r>
-        <w:rPr/>
-        <w:t xml:space="preserve"> derived from your activity: doors knocked, conversations, estimates, bookings, revenue booked, hour-of-day patterns, and similar metrics.</w:t>
+        <w:t>Device and connection information</w:t>
+      </w:r>
+      <w:r>
+        <w:rPr/>
+        <w:t>, including IP address, browser type and version, operating system, and approximate location from IP (collected automatically by our hosting provider and any embedded map or font services).</w:t>
       </w:r>
     </w:p>
     <w:p>
@@ -1094,11 +1094,33 @@
         <w:rPr>
           <w:b/>
         </w:rPr>
-        <w:t>Device and connection information</w:t>
-      </w:r>
-      <w:r>
-        <w:rPr/>
-        <w:t>, including IP address, browser type and version, operating system, and approximate location from IP (collected automatically by our hosting provider and any embedded map or font services).</w:t>
+        <w:t>Local storage on your device</w:t>
+      </w:r>
+      <w:r>
+        <w:rPr/>
+        <w:t xml:space="preserve"> including your authentication session token and, while a canvassing session is active, an offline copy of the session and its logged interactions (which contain Visited Person information).</w:t>
+      </w:r>
+    </w:p>
+    <w:p>
+      <w:pPr>
+        <w:pStyle w:val="Heading3"/>
+        <w:rPr/>
+      </w:pPr>
+      <w:bookmarkStart w:id="5" w:name="X321167da64d8de98fadf82491bab782f809d7d9"/>
+      <w:r>
+        <w:rPr/>
+        <w:t>3.2 Information about Customers (canvassing companies)</w:t>
+      </w:r>
+      <w:bookmarkEnd w:id="5"/>
+    </w:p>
+    <w:p>
+      <w:pPr>
+        <w:pStyle w:val="FirstParagraph"/>
+        <w:rPr/>
+      </w:pPr>
+      <w:r>
+        <w:rPr/>
+        <w:t>We collect:</w:t>
       </w:r>
     </w:p>
     <w:p>
@@ -1114,33 +1136,11 @@
         <w:rPr>
           <w:b/>
         </w:rPr>
-        <w:t>Local storage on your device</w:t>
-      </w:r>
-      <w:r>
-        <w:rPr/>
-        <w:t xml:space="preserve"> including your authentication session token and, while a canvassing session is active, an offline copy of the session and its logged interactions (which contain Visited Person information).</w:t>
-      </w:r>
-    </w:p>
-    <w:p>
-      <w:pPr>
-        <w:pStyle w:val="Heading3"/>
-        <w:rPr/>
-      </w:pPr>
-      <w:bookmarkStart w:id="5" w:name="X321167da64d8de98fadf82491bab782f809d7d9"/>
-      <w:r>
-        <w:rPr/>
-        <w:t>3.2 Information about Customers (canvassing companies)</w:t>
-      </w:r>
-      <w:bookmarkEnd w:id="5"/>
-    </w:p>
-    <w:p>
-      <w:pPr>
-        <w:pStyle w:val="FirstParagraph"/>
-        <w:rPr/>
-      </w:pPr>
-      <w:r>
-        <w:rPr/>
-        <w:t>We collect:</w:t>
+        <w:t>Company information</w:t>
+      </w:r>
+      <w:r>
+        <w:rPr/>
+        <w:t>: legal name, billing contact, subscription tier, trial dates, integrations configured (e.g., a Zapier webhook URL if provided).</w:t>
       </w:r>
     </w:p>
     <w:p>
@@ -1156,11 +1156,11 @@
         <w:rPr>
           <w:b/>
         </w:rPr>
-        <w:t>Company information</w:t>
-      </w:r>
-      <w:r>
-        <w:rPr/>
-        <w:t>: legal name, billing contact, subscription tier, trial dates, integrations configured (e.g., a Zapier webhook URL if provided).</w:t>
+        <w:t>Billing information</w:t>
+      </w:r>
+      <w:r>
+        <w:rPr/>
+        <w:t xml:space="preserve"> processed by our payment provider, Stripe: payment card details (handled directly by Stripe; KnockIQ stores only the Stripe customer and subscription identifiers), billing address, subscription status, plan history.</w:t>
       </w:r>
     </w:p>
     <w:p>
@@ -1176,11 +1176,33 @@
         <w:rPr>
           <w:b/>
         </w:rPr>
-        <w:t>Billing information</w:t>
-      </w:r>
-      <w:r>
-        <w:rPr/>
-        <w:t xml:space="preserve"> processed by our payment provider, Stripe: payment card details (handled directly by Stripe; KnockIQ stores only the Stripe customer and subscription identifiers), billing address, subscription status, plan history.</w:t>
+        <w:t>Operational configuration</w:t>
+      </w:r>
+      <w:r>
+        <w:rPr/>
+        <w:t>: territories drawn on the map, do-not-knock pins and zones, service catalog, daily goals, branding settings.</w:t>
+      </w:r>
+    </w:p>
+    <w:p>
+      <w:pPr>
+        <w:pStyle w:val="Heading3"/>
+        <w:rPr/>
+      </w:pPr>
+      <w:bookmarkStart w:id="6" w:name="information-about-visited-persons"/>
+      <w:r>
+        <w:rPr/>
+        <w:t>3.3 Information about Visited Persons</w:t>
+      </w:r>
+      <w:bookmarkEnd w:id="6"/>
+    </w:p>
+    <w:p>
+      <w:pPr>
+        <w:pStyle w:val="FirstParagraph"/>
+        <w:rPr/>
+      </w:pPr>
+      <w:r>
+        <w:rPr/>
+        <w:t>When a Rep logs a door interaction, KnockIQ stores:</w:t>
       </w:r>
     </w:p>
     <w:p>
@@ -1196,33 +1218,11 @@
         <w:rPr>
           <w:b/>
         </w:rPr>
-        <w:t>Operational configuration</w:t>
-      </w:r>
-      <w:r>
-        <w:rPr/>
-        <w:t>: territories drawn on the map, do-not-knock pins and zones, service catalog, daily goals, branding settings.</w:t>
-      </w:r>
-    </w:p>
-    <w:p>
-      <w:pPr>
-        <w:pStyle w:val="Heading3"/>
-        <w:rPr/>
-      </w:pPr>
-      <w:bookmarkStart w:id="6" w:name="information-about-visited-persons"/>
-      <w:r>
-        <w:rPr/>
-        <w:t>3.3 Information about Visited Persons</w:t>
-      </w:r>
-      <w:bookmarkEnd w:id="6"/>
-    </w:p>
-    <w:p>
-      <w:pPr>
-        <w:pStyle w:val="FirstParagraph"/>
-        <w:rPr/>
-      </w:pPr>
-      <w:r>
-        <w:rPr/>
-        <w:t>When a Rep logs a door interaction, KnockIQ stores:</w:t>
+        <w:t>Address</w:t>
+      </w:r>
+      <w:r>
+        <w:rPr/>
+        <w:t xml:space="preserve"> of the residence visited (auto-filled by reverse geocoding the GPS coordinate, editable by the Rep).</w:t>
       </w:r>
     </w:p>
     <w:p>
@@ -1238,11 +1238,11 @@
         <w:rPr>
           <w:b/>
         </w:rPr>
-        <w:t>Address</w:t>
-      </w:r>
-      <w:r>
-        <w:rPr/>
-        <w:t xml:space="preserve"> of the residence visited (auto-filled by reverse geocoding the GPS coordinate, editable by the Rep).</w:t>
+        <w:t>Precise geographic coordinates</w:t>
+      </w:r>
+      <w:r>
+        <w:rPr/>
+        <w:t xml:space="preserve"> (latitude and longitude) of the doorstep.</w:t>
       </w:r>
     </w:p>
     <w:p>
@@ -1258,11 +1258,11 @@
         <w:rPr>
           <w:b/>
         </w:rPr>
-        <w:t>Precise geographic coordinates</w:t>
-      </w:r>
-      <w:r>
-        <w:rPr/>
-        <w:t xml:space="preserve"> (latitude and longitude) of the doorstep.</w:t>
+        <w:t>Outcome</w:t>
+      </w:r>
+      <w:r>
+        <w:rPr/>
+        <w:t xml:space="preserve"> of the visit (no answer, not interested, estimate requested, booked).</w:t>
       </w:r>
     </w:p>
     <w:p>
@@ -1278,11 +1278,11 @@
         <w:rPr>
           <w:b/>
         </w:rPr>
-        <w:t>Outcome</w:t>
-      </w:r>
-      <w:r>
-        <w:rPr/>
-        <w:t xml:space="preserve"> of the visit (no answer, not interested, estimate requested, booked).</w:t>
+        <w:t>Contact information</w:t>
+      </w:r>
+      <w:r>
+        <w:rPr/>
+        <w:t xml:space="preserve"> if the Visited Person provided it, including name, phone number, and email address.</w:t>
       </w:r>
     </w:p>
     <w:p>
@@ -1298,11 +1298,11 @@
         <w:rPr>
           <w:b/>
         </w:rPr>
-        <w:t>Contact information</w:t>
-      </w:r>
-      <w:r>
-        <w:rPr/>
-        <w:t xml:space="preserve"> if the Visited Person provided it, including name, phone number, and email address.</w:t>
+        <w:t>Service interest and estimated value</w:t>
+      </w:r>
+      <w:r>
+        <w:rPr/>
+        <w:t xml:space="preserve"> for any quoted job.</w:t>
       </w:r>
     </w:p>
     <w:p>
@@ -1318,51 +1318,11 @@
         <w:rPr>
           <w:b/>
         </w:rPr>
-        <w:t>Service interest and estimated value</w:t>
-      </w:r>
-      <w:r>
-        <w:rPr/>
-        <w:t xml:space="preserve"> for any quoted job.</w:t>
-      </w:r>
-    </w:p>
-    <w:p>
-      <w:pPr>
-        <w:pStyle w:val="Compact"/>
-        <w:numPr>
-          <w:ilvl w:val="0"/>
-          <w:numId w:val="2"/>
-        </w:numPr>
-        <w:rPr/>
-      </w:pPr>
-      <w:r>
-        <w:rPr>
-          <w:b/>
-        </w:rPr>
         <w:t>Free-text notes</w:t>
       </w:r>
       <w:r>
         <w:rPr/>
-        <w:t xml:space="preserve"> entered by the Rep, which may include direct quotes from the conversation, descriptions of the residence or its occupants, and follow-up instructions.</w:t>
-      </w:r>
-    </w:p>
-    <w:p>
-      <w:pPr>
-        <w:pStyle w:val="Compact"/>
-        <w:numPr>
-          <w:ilvl w:val="0"/>
-          <w:numId w:val="2"/>
-        </w:numPr>
-        <w:rPr/>
-      </w:pPr>
-      <w:r>
-        <w:rPr>
-          <w:b/>
-        </w:rPr>
-        <w:t>Voice-note transcripts</w:t>
-      </w:r>
-      <w:r>
-        <w:rPr/>
-        <w:t xml:space="preserve"> when the Rep dictates a note instead of typing it. The transcript text is stored; the audio is not retained on KnockIQ servers but is transmitted to OpenAI in the United States during transcription.</w:t>
+        <w:t xml:space="preserve"> entered by the Rep, which may include descriptions of the conversation, the residence, and follow-up instructions. Reps type these notes — we do not collect audio.</w:t>
       </w:r>
     </w:p>
     <w:p>
@@ -1692,7 +1652,7 @@
                 <w:szCs w:val="24"/>
                 <w:lang w:val="en-US" w:eastAsia="en-US" w:bidi="ar-SA"/>
               </w:rPr>
-              <w:t>Rep geolocation, voice, performance</w:t>
+              <w:t>Rep geolocation, performance metrics</w:t>
             </w:r>
           </w:p>
         </w:tc>
@@ -2020,7 +1980,7 @@
       </w:r>
       <w:r>
         <w:rPr/>
-        <w:t xml:space="preserve"> - Authenticate users and maintain accounts. - Log canvassing activity, render maps, calculate territories, attribute leads to Reps. - Provide voice-to-text dictation so Reps can take notes hands-free. - Surface real-time Rep locations to managers for safety, coordination, and oversight. - Generate performance reports, leaderboards, and analytics for the Customer. - Process payments and manage subscriptions.</w:t>
+        <w:t xml:space="preserve"> - Authenticate users and maintain accounts. - Log canvassing activity, render maps, calculate territories, attribute leads to Reps. - Surface real-time Rep locations to managers for safety, coordination, and oversight. - Generate performance reports, leaderboards, and analytics for the Customer. - Process payments and manage subscriptions.</w:t>
       </w:r>
     </w:p>
     <w:p>
@@ -2213,7 +2173,7 @@
       </w:r>
       <w:r>
         <w:rPr/>
-        <w:t xml:space="preserve"> for collection of geolocation, voice, and other personal information from Reps. Reps consent to this collection by accepting their employer’s directive to use KnockIQ and by granting the relevant device permissions.</w:t>
+        <w:t xml:space="preserve"> for collection of geolocation and other personal information from Reps. Reps consent to this collection by accepting their employer’s directive to use KnockIQ and by granting the relevant device permissions.</w:t>
       </w:r>
     </w:p>
     <w:p>
@@ -2687,144 +2647,6 @@
                 <w:szCs w:val="24"/>
                 <w:lang w:val="en-US" w:eastAsia="en-US" w:bidi="ar-SA"/>
               </w:rPr>
-              <w:t>OpenAI</w:t>
-            </w:r>
-            <w:r>
-              <w:rPr>
-                <w:rFonts w:eastAsia="Cambria" w:cs=""/>
-                <w:kern w:val="0"/>
-                <w:sz w:val="24"/>
-                <w:szCs w:val="24"/>
-                <w:lang w:val="en-US" w:eastAsia="en-US" w:bidi="ar-SA"/>
-              </w:rPr>
-              <w:t xml:space="preserve"> (Whisper API)</w:t>
-            </w:r>
-          </w:p>
-        </w:tc>
-        <w:tc>
-          <w:tcPr>
-            <w:tcW w:w="2340" w:type="dxa"/>
-            <w:tcBorders/>
-          </w:tcPr>
-          <w:p>
-            <w:pPr>
-              <w:pStyle w:val="Compact"/>
-              <w:widowControl/>
-              <w:spacing w:before="36" w:after="36"/>
-              <w:jc w:val="start"/>
-              <w:rPr>
-                <w:rFonts w:ascii="Cambria" w:hAnsi="Cambria" w:eastAsia="Cambria" w:cs=""/>
-                <w:kern w:val="0"/>
-                <w:sz w:val="24"/>
-                <w:szCs w:val="24"/>
-                <w:lang w:val="en-US" w:eastAsia="en-US" w:bidi="ar-SA"/>
-              </w:rPr>
-            </w:pPr>
-            <w:r>
-              <w:rPr>
-                <w:rFonts w:eastAsia="Cambria" w:cs=""/>
-                <w:kern w:val="0"/>
-                <w:sz w:val="24"/>
-                <w:szCs w:val="24"/>
-                <w:lang w:val="en-US" w:eastAsia="en-US" w:bidi="ar-SA"/>
-              </w:rPr>
-              <w:t>Audio-to-text transcription for voice notes</w:t>
-            </w:r>
-          </w:p>
-        </w:tc>
-        <w:tc>
-          <w:tcPr>
-            <w:tcW w:w="2340" w:type="dxa"/>
-            <w:tcBorders/>
-          </w:tcPr>
-          <w:p>
-            <w:pPr>
-              <w:pStyle w:val="Compact"/>
-              <w:widowControl/>
-              <w:spacing w:before="36" w:after="36"/>
-              <w:jc w:val="start"/>
-              <w:rPr>
-                <w:rFonts w:ascii="Cambria" w:hAnsi="Cambria" w:eastAsia="Cambria" w:cs=""/>
-                <w:kern w:val="0"/>
-                <w:sz w:val="24"/>
-                <w:szCs w:val="24"/>
-                <w:lang w:val="en-US" w:eastAsia="en-US" w:bidi="ar-SA"/>
-              </w:rPr>
-            </w:pPr>
-            <w:r>
-              <w:rPr>
-                <w:rFonts w:eastAsia="Cambria" w:cs=""/>
-                <w:kern w:val="0"/>
-                <w:sz w:val="24"/>
-                <w:szCs w:val="24"/>
-                <w:lang w:val="en-US" w:eastAsia="en-US" w:bidi="ar-SA"/>
-              </w:rPr>
-              <w:t>United States</w:t>
-            </w:r>
-          </w:p>
-        </w:tc>
-        <w:tc>
-          <w:tcPr>
-            <w:tcW w:w="2341" w:type="dxa"/>
-            <w:tcBorders/>
-          </w:tcPr>
-          <w:p>
-            <w:pPr>
-              <w:pStyle w:val="Compact"/>
-              <w:widowControl/>
-              <w:spacing w:before="36" w:after="36"/>
-              <w:jc w:val="start"/>
-              <w:rPr>
-                <w:rFonts w:ascii="Cambria" w:hAnsi="Cambria" w:eastAsia="Cambria" w:cs=""/>
-                <w:kern w:val="0"/>
-                <w:sz w:val="24"/>
-                <w:szCs w:val="24"/>
-                <w:lang w:val="en-US" w:eastAsia="en-US" w:bidi="ar-SA"/>
-              </w:rPr>
-            </w:pPr>
-            <w:r>
-              <w:rPr>
-                <w:rFonts w:eastAsia="Cambria" w:cs=""/>
-                <w:kern w:val="0"/>
-                <w:sz w:val="24"/>
-                <w:szCs w:val="24"/>
-                <w:lang w:val="en-US" w:eastAsia="en-US" w:bidi="ar-SA"/>
-              </w:rPr>
-              <w:t>Raw audio at the moment of transcription (not persisted by KnockIQ)</w:t>
-            </w:r>
-          </w:p>
-        </w:tc>
-      </w:tr>
-      <w:tr>
-        <w:trPr/>
-        <w:tc>
-          <w:tcPr>
-            <w:tcW w:w="2339" w:type="dxa"/>
-            <w:tcBorders/>
-          </w:tcPr>
-          <w:p>
-            <w:pPr>
-              <w:pStyle w:val="Compact"/>
-              <w:widowControl/>
-              <w:spacing w:before="36" w:after="36"/>
-              <w:jc w:val="start"/>
-              <w:rPr>
-                <w:rFonts w:ascii="Cambria" w:hAnsi="Cambria" w:eastAsia="Cambria" w:cs=""/>
-                <w:kern w:val="0"/>
-                <w:sz w:val="24"/>
-                <w:szCs w:val="24"/>
-                <w:lang w:val="en-US" w:eastAsia="en-US" w:bidi="ar-SA"/>
-              </w:rPr>
-            </w:pPr>
-            <w:r>
-              <w:rPr>
-                <w:rFonts w:eastAsia="Cambria" w:cs=""/>
-                <w:b/>
-                <w:kern w:val="0"/>
-                <w:sz w:val="24"/>
-                <w:szCs w:val="24"/>
-                <w:lang w:val="en-US" w:eastAsia="en-US" w:bidi="ar-SA"/>
-              </w:rPr>
               <w:t>Stripe, Inc.</w:t>
             </w:r>
           </w:p>
@@ -3637,7 +3459,7 @@
       </w:r>
       <w:r>
         <w:rPr/>
-        <w:t xml:space="preserve"> we transmit address, latitude, longitude, photographs, and voice-derived transcripts to the sub-processors listed above as needed to operate the service. We do not sell Visited Person data, we do not use it for advertising, and (in compliance with Maryland law and Virginia law effective July 1, 2026) we </w:t>
+        <w:t xml:space="preserve"> we transmit address, latitude, longitude, and photographs to the sub-processors listed above as needed to operate the service. We do not sell Visited Person data, we do not use it for advertising, and (in compliance with Maryland law and Virginia law effective July 1, 2026) we </w:t>
       </w:r>
       <w:r>
         <w:rPr>
@@ -3648,18 +3470,6 @@
       <w:r>
         <w:rPr/>
         <w:t>.</w:t>
-      </w:r>
-    </w:p>
-    <w:p>
-      <w:pPr>
-        <w:pStyle w:val="BlockText"/>
-        <w:rPr/>
-      </w:pPr>
-      <w:r>
-        <w:rPr>
-          <w:b/>
-        </w:rPr>
-        <w:t>[ATTORNEY REVIEW: confirm that the OpenAI account used by KnockIQ is on enterprise/API terms with zero-day retention and no use of submitted data for training. If the account is on default consumer terms, this section is materially inaccurate and OpenAI must be reconfigured before publication.]</w:t>
       </w:r>
     </w:p>
     <w:p>
@@ -3790,26 +3600,6 @@
         <w:rPr>
           <w:b/>
         </w:rPr>
-        <w:t>Voice recordings</w:t>
-      </w:r>
-      <w:r>
-        <w:rPr/>
-        <w:t xml:space="preserve"> of Reps (transient, transmitted to OpenAI for transcription, not retained by KnockIQ).</w:t>
-      </w:r>
-    </w:p>
-    <w:p>
-      <w:pPr>
-        <w:pStyle w:val="Compact"/>
-        <w:numPr>
-          <w:ilvl w:val="0"/>
-          <w:numId w:val="2"/>
-        </w:numPr>
-        <w:rPr/>
-      </w:pPr>
-      <w:r>
-        <w:rPr>
-          <w:b/>
-        </w:rPr>
         <w:t>Photographs</w:t>
       </w:r>
       <w:r>
@@ -3922,8 +3712,14 @@
         <w:rPr/>
       </w:pPr>
       <w:r>
-        <w:rPr/>
-        <w:t>KnockIQ provides a voice-note feature that captures audio from a Rep’s device microphone and transmits it to OpenAI for transcription into text. The text is saved as part of the Rep’s interaction record; the audio itself is not stored on KnockIQ servers.</w:t>
+        <w:rPr>
+          <w:b/>
+        </w:rPr>
+        <w:t>KnockIQ does not collect audio recordings.</w:t>
+      </w:r>
+      <w:r>
+        <w:rPr/>
+        <w:t xml:space="preserve"> The voice-note feature that previously allowed Reps to dictate notes through their device microphone has been removed from the product. We do not capture audio. We do not transmit audio to any third party. We do not generate voiceprints, run speaker identification or speaker diarization, or produce any “biometric identifier” within the meaning of the Illinois Biometric Information Privacy Act (740 ILCS 14), the Texas Capture or Use of Biometric Identifier Act (Tex. Bus. &amp; Com. Code § 503.001 as amended by HB 149 / TRAIGA effective January 1, 2026), the Washington biometric statute (RCW 19.375), or the New York City biometric ordinance (NYC Admin. Code § 22-1201 et seq.).</w:t>
       </w:r>
     </w:p>
     <w:p>
@@ -3932,14 +3728,8 @@
         <w:rPr/>
       </w:pPr>
       <w:r>
-        <w:rPr>
-          <w:b/>
-        </w:rPr>
-        <w:t>We do not generate voiceprints.</w:t>
-      </w:r>
-      <w:r>
-        <w:rPr/>
-        <w:t xml:space="preserve"> We do not run speaker identification, speaker diarization, voice biometrics, or any other process that would produce a “biometric identifier” within the meaning of the Illinois Biometric Information Privacy Act (740 ILCS 14), the Texas Capture or Use of Biometric Identifier Act (Tex. Bus. &amp; Com. Code § 503.001 as amended by HB 149 / TRAIGA effective January 1, 2026), the Washington biometric statute (RCW 19.375), or the New York City biometric ordinance (NYC Admin. Code § 22-1201 et seq.). The audio sent to OpenAI is processed only for the immediate purpose of speech-to-text conversion and then discarded by the request lifecycle.</w:t>
+        <w:rPr/>
+        <w:t>If KnockIQ ever reintroduces a voice or audio feature, this Policy will be amended before that feature ships and all of the disclosures and consent flows required by the laws above will be in place. We will also notify existing users by email and post a prominent in-app notice at least 30 days before any such feature is enabled.</w:t>
       </w:r>
     </w:p>
     <w:p>
@@ -3951,23 +3741,7 @@
         <w:rPr>
           <w:b/>
         </w:rPr>
-        <w:t>[ATTORNEY REVIEW: this statement is only true if the actual OpenAI pipeline is confirmed to do no speaker diarization and to discard audio after the request. The audit shows OpenAI Whisper as the endpoint, which is straight transcription — but enterprise contract terms and any future changes to the pipeline must preserve this. If KnockIQ ever adds a feature that generates voiceprints or speaker embeddings, this section must be replaced with a full BIPA-compliant notice (written notice + written release + public retention schedule) BEFORE the feature ships.]</w:t>
-      </w:r>
-    </w:p>
-    <w:p>
-      <w:pPr>
-        <w:pStyle w:val="FirstParagraph"/>
-        <w:rPr/>
-      </w:pPr>
-      <w:r>
-        <w:rPr>
-          <w:b/>
-        </w:rPr>
-        <w:t>Recording-consent disclosure.</w:t>
-      </w:r>
-      <w:r>
-        <w:rPr/>
-        <w:t xml:space="preserve"> Many US states require all parties to a conversation to consent to its recording. These states currently include California, Connecticut, Delaware, Florida, Illinois, Maryland, Massachusetts, Montana, Nevada, New Hampshire, Pennsylvania, and Washington. The KnockIQ voice-note feature is intended for Rep-side dictation after the conversation has ended or out of earshot of the Visited Person. Our Terms of Service require Customers to train their Reps in compliance with all applicable recording laws. If you are a Visited Person and believe your voice was captured by a KnockIQ voice note without your consent, contact us at [privacy@knockiq.com] and we will work with the relevant Customer to delete the recording and any derived transcript.</w:t>
+        <w:t>[ATTORNEY REVIEW: this section is the rewrite of the original voice-note disclosure, reflecting the removal of the voice-note feature from the product. If KnockIQ ever adds an audio capture or voice-AI feature, this section MUST be replaced with a full BIPA-compliant notice (written notice + written release + public retention schedule) BEFORE the feature ships.]</w:t>
       </w:r>
     </w:p>
     <w:p>
@@ -4356,7 +4130,7 @@
       </w:pPr>
       <w:r>
         <w:rPr/>
-        <w:t>We retain personal information only as long as needed for the purposes described in this Policy or as required by law.</w:t>
+        <w:t>We retain personal information only as long as needed for the purposes described in this Policy or as required by law. Retention is enforced automatically by a nightly database job.</w:t>
       </w:r>
     </w:p>
     <w:tbl>
@@ -4511,7 +4285,7 @@
                 <w:szCs w:val="24"/>
                 <w:lang w:val="en-US" w:eastAsia="en-US" w:bidi="ar-SA"/>
               </w:rPr>
-              <w:t>Active while the account exists; deleted within [INSERT — e.g., 90 days] of account deletion, except records we are required to keep for tax, billing, or audit purposes</w:t>
+              <w:t>Active while the account exists; deleted within 90 days of account deletion, except records we are required to keep for tax, billing, or audit purposes</w:t>
             </w:r>
           </w:p>
         </w:tc>
@@ -4545,7 +4319,7 @@
                 <w:szCs w:val="24"/>
                 <w:lang w:val="en-US" w:eastAsia="en-US" w:bidi="ar-SA"/>
               </w:rPr>
-              <w:t>Canvassing session records, interaction records, GPS breadcrumbs</w:t>
+              <w:t>Canvassing session header + summary statistics</w:t>
             </w:r>
           </w:p>
         </w:tc>
@@ -4576,7 +4350,7 @@
                 <w:szCs w:val="24"/>
                 <w:lang w:val="en-US" w:eastAsia="en-US" w:bidi="ar-SA"/>
               </w:rPr>
-              <w:t>Retained for [INSERT — e.g., 24 months] from creation; longer retention only on Customer instruction or where required by litigation hold</w:t>
+              <w:t>Retained as a business record while the Customer’s account is active; deleted within 90 days of account deletion</w:t>
             </w:r>
           </w:p>
         </w:tc>
@@ -4610,7 +4384,7 @@
                 <w:szCs w:val="24"/>
                 <w:lang w:val="en-US" w:eastAsia="en-US" w:bidi="ar-SA"/>
               </w:rPr>
-              <w:t>Customer billing records</w:t>
+              <w:t>Interaction records (estimates, bookings, conversations)</w:t>
             </w:r>
           </w:p>
         </w:tc>
@@ -4641,7 +4415,7 @@
                 <w:szCs w:val="24"/>
                 <w:lang w:val="en-US" w:eastAsia="en-US" w:bidi="ar-SA"/>
               </w:rPr>
-              <w:t>Retained for [INSERT — e.g., 7 years] for tax and accounting compliance</w:t>
+              <w:t>24 months from creation, then deleted automatically</w:t>
             </w:r>
           </w:p>
         </w:tc>
@@ -4675,7 +4449,7 @@
                 <w:szCs w:val="24"/>
                 <w:lang w:val="en-US" w:eastAsia="en-US" w:bidi="ar-SA"/>
               </w:rPr>
-              <w:t>Voice-note audio</w:t>
+              <w:t>Interaction records with outcome “no answer”</w:t>
             </w:r>
           </w:p>
         </w:tc>
@@ -4706,7 +4480,7 @@
                 <w:szCs w:val="24"/>
                 <w:lang w:val="en-US" w:eastAsia="en-US" w:bidi="ar-SA"/>
               </w:rPr>
-              <w:t>Not retained by KnockIQ after transcription completes</w:t>
+              <w:t>180 days from creation, then deleted automatically. These rows contain only the doorstep coordinate, timestamp, and outcome — no address, contact, or notes are stored for no-answer doors</w:t>
             </w:r>
           </w:p>
         </w:tc>
@@ -4740,7 +4514,7 @@
                 <w:szCs w:val="24"/>
                 <w:lang w:val="en-US" w:eastAsia="en-US" w:bidi="ar-SA"/>
               </w:rPr>
-              <w:t>Voice-note transcripts</w:t>
+              <w:t>GPS breadcrumb data (the rep’s path-walked points during a session)</w:t>
             </w:r>
           </w:p>
         </w:tc>
@@ -4771,7 +4545,7 @@
                 <w:szCs w:val="24"/>
                 <w:lang w:val="en-US" w:eastAsia="en-US" w:bidi="ar-SA"/>
               </w:rPr>
-              <w:t>Stored with the interaction record they belong to; deleted on the same schedule</w:t>
+              <w:t>12 months from creation, then deleted automatically</w:t>
             </w:r>
           </w:p>
         </w:tc>
@@ -4805,6 +4579,136 @@
                 <w:szCs w:val="24"/>
                 <w:lang w:val="en-US" w:eastAsia="en-US" w:bidi="ar-SA"/>
               </w:rPr>
+              <w:t>Live rep-location pin shown to managers during an active session</w:t>
+            </w:r>
+          </w:p>
+        </w:tc>
+        <w:tc>
+          <w:tcPr>
+            <w:tcW w:w="4681" w:type="dxa"/>
+            <w:tcBorders/>
+          </w:tcPr>
+          <w:p>
+            <w:pPr>
+              <w:pStyle w:val="Compact"/>
+              <w:widowControl/>
+              <w:spacing w:before="36" w:after="36"/>
+              <w:jc w:val="start"/>
+              <w:rPr>
+                <w:rFonts w:ascii="Cambria" w:hAnsi="Cambria" w:eastAsia="Cambria" w:cs=""/>
+                <w:kern w:val="0"/>
+                <w:sz w:val="24"/>
+                <w:szCs w:val="24"/>
+                <w:lang w:val="en-US" w:eastAsia="en-US" w:bidi="ar-SA"/>
+              </w:rPr>
+            </w:pPr>
+            <w:r>
+              <w:rPr>
+                <w:rFonts w:eastAsia="Cambria" w:cs=""/>
+                <w:kern w:val="0"/>
+                <w:sz w:val="24"/>
+                <w:szCs w:val="24"/>
+                <w:lang w:val="en-US" w:eastAsia="en-US" w:bidi="ar-SA"/>
+              </w:rPr>
+              <w:t>Cleared when the session ends; orphan rows older than 24 hours are deleted automatically by a sweep that runs every 10 minutes</w:t>
+            </w:r>
+          </w:p>
+        </w:tc>
+      </w:tr>
+      <w:tr>
+        <w:trPr/>
+        <w:tc>
+          <w:tcPr>
+            <w:tcW w:w="4679" w:type="dxa"/>
+            <w:tcBorders/>
+          </w:tcPr>
+          <w:p>
+            <w:pPr>
+              <w:pStyle w:val="Compact"/>
+              <w:widowControl/>
+              <w:spacing w:before="36" w:after="36"/>
+              <w:jc w:val="start"/>
+              <w:rPr>
+                <w:rFonts w:ascii="Cambria" w:hAnsi="Cambria" w:eastAsia="Cambria" w:cs=""/>
+                <w:kern w:val="0"/>
+                <w:sz w:val="24"/>
+                <w:szCs w:val="24"/>
+                <w:lang w:val="en-US" w:eastAsia="en-US" w:bidi="ar-SA"/>
+              </w:rPr>
+            </w:pPr>
+            <w:r>
+              <w:rPr>
+                <w:rFonts w:eastAsia="Cambria" w:cs=""/>
+                <w:kern w:val="0"/>
+                <w:sz w:val="24"/>
+                <w:szCs w:val="24"/>
+                <w:lang w:val="en-US" w:eastAsia="en-US" w:bidi="ar-SA"/>
+              </w:rPr>
+              <w:t>Voice recordings, audio, and transcripts</w:t>
+            </w:r>
+          </w:p>
+        </w:tc>
+        <w:tc>
+          <w:tcPr>
+            <w:tcW w:w="4681" w:type="dxa"/>
+            <w:tcBorders/>
+          </w:tcPr>
+          <w:p>
+            <w:pPr>
+              <w:pStyle w:val="Compact"/>
+              <w:widowControl/>
+              <w:spacing w:before="36" w:after="36"/>
+              <w:jc w:val="start"/>
+              <w:rPr>
+                <w:rFonts w:ascii="Cambria" w:hAnsi="Cambria" w:eastAsia="Cambria" w:cs=""/>
+                <w:kern w:val="0"/>
+                <w:sz w:val="24"/>
+                <w:szCs w:val="24"/>
+                <w:lang w:val="en-US" w:eastAsia="en-US" w:bidi="ar-SA"/>
+              </w:rPr>
+            </w:pPr>
+            <w:r>
+              <w:rPr>
+                <w:rFonts w:eastAsia="Cambria" w:cs=""/>
+                <w:kern w:val="0"/>
+                <w:sz w:val="24"/>
+                <w:szCs w:val="24"/>
+                <w:lang w:val="en-US" w:eastAsia="en-US" w:bidi="ar-SA"/>
+              </w:rPr>
+              <w:t>Not collected — the voice-note feature has been removed from the product</w:t>
+            </w:r>
+          </w:p>
+        </w:tc>
+      </w:tr>
+      <w:tr>
+        <w:trPr/>
+        <w:tc>
+          <w:tcPr>
+            <w:tcW w:w="4679" w:type="dxa"/>
+            <w:tcBorders/>
+          </w:tcPr>
+          <w:p>
+            <w:pPr>
+              <w:pStyle w:val="Compact"/>
+              <w:widowControl/>
+              <w:spacing w:before="36" w:after="36"/>
+              <w:jc w:val="start"/>
+              <w:rPr>
+                <w:rFonts w:ascii="Cambria" w:hAnsi="Cambria" w:eastAsia="Cambria" w:cs=""/>
+                <w:kern w:val="0"/>
+                <w:sz w:val="24"/>
+                <w:szCs w:val="24"/>
+                <w:lang w:val="en-US" w:eastAsia="en-US" w:bidi="ar-SA"/>
+              </w:rPr>
+            </w:pPr>
+            <w:r>
+              <w:rPr>
+                <w:rFonts w:eastAsia="Cambria" w:cs=""/>
+                <w:kern w:val="0"/>
+                <w:sz w:val="24"/>
+                <w:szCs w:val="24"/>
+                <w:lang w:val="en-US" w:eastAsia="en-US" w:bidi="ar-SA"/>
+              </w:rPr>
               <w:t>Photographs uploaded by Reps</w:t>
             </w:r>
           </w:p>
@@ -4836,7 +4740,72 @@
                 <w:szCs w:val="24"/>
                 <w:lang w:val="en-US" w:eastAsia="en-US" w:bidi="ar-SA"/>
               </w:rPr>
-              <w:t>Stored with the interaction record they belong to; deleted on the same schedule</w:t>
+              <w:t>Stored with the interaction record they belong to; deleted on the same schedule (24 months general; 180 days if the parent interaction is “no answer” — but no-answer rows do not accept photo uploads)</w:t>
+            </w:r>
+          </w:p>
+        </w:tc>
+      </w:tr>
+      <w:tr>
+        <w:trPr/>
+        <w:tc>
+          <w:tcPr>
+            <w:tcW w:w="4679" w:type="dxa"/>
+            <w:tcBorders/>
+          </w:tcPr>
+          <w:p>
+            <w:pPr>
+              <w:pStyle w:val="Compact"/>
+              <w:widowControl/>
+              <w:spacing w:before="36" w:after="36"/>
+              <w:jc w:val="start"/>
+              <w:rPr>
+                <w:rFonts w:ascii="Cambria" w:hAnsi="Cambria" w:eastAsia="Cambria" w:cs=""/>
+                <w:kern w:val="0"/>
+                <w:sz w:val="24"/>
+                <w:szCs w:val="24"/>
+                <w:lang w:val="en-US" w:eastAsia="en-US" w:bidi="ar-SA"/>
+              </w:rPr>
+            </w:pPr>
+            <w:r>
+              <w:rPr>
+                <w:rFonts w:eastAsia="Cambria" w:cs=""/>
+                <w:kern w:val="0"/>
+                <w:sz w:val="24"/>
+                <w:szCs w:val="24"/>
+                <w:lang w:val="en-US" w:eastAsia="en-US" w:bidi="ar-SA"/>
+              </w:rPr>
+              <w:t>Customer billing records</w:t>
+            </w:r>
+          </w:p>
+        </w:tc>
+        <w:tc>
+          <w:tcPr>
+            <w:tcW w:w="4681" w:type="dxa"/>
+            <w:tcBorders/>
+          </w:tcPr>
+          <w:p>
+            <w:pPr>
+              <w:pStyle w:val="Compact"/>
+              <w:widowControl/>
+              <w:spacing w:before="36" w:after="36"/>
+              <w:jc w:val="start"/>
+              <w:rPr>
+                <w:rFonts w:ascii="Cambria" w:hAnsi="Cambria" w:eastAsia="Cambria" w:cs=""/>
+                <w:kern w:val="0"/>
+                <w:sz w:val="24"/>
+                <w:szCs w:val="24"/>
+                <w:lang w:val="en-US" w:eastAsia="en-US" w:bidi="ar-SA"/>
+              </w:rPr>
+            </w:pPr>
+            <w:r>
+              <w:rPr>
+                <w:rFonts w:eastAsia="Cambria" w:cs=""/>
+                <w:kern w:val="0"/>
+                <w:sz w:val="24"/>
+                <w:szCs w:val="24"/>
+                <w:lang w:val="en-US" w:eastAsia="en-US" w:bidi="ar-SA"/>
+              </w:rPr>
+              <w:t>Retained for 7 years for tax and accounting compliance</w:t>
             </w:r>
           </w:p>
         </w:tc>
@@ -4966,7 +4935,7 @@
                 <w:szCs w:val="24"/>
                 <w:lang w:val="en-US" w:eastAsia="en-US" w:bidi="ar-SA"/>
               </w:rPr>
-              <w:t>Retained for [INSERT — e.g., 12 months]</w:t>
+              <w:t>12 months</w:t>
             </w:r>
           </w:p>
         </w:tc>
@@ -4981,46 +4950,7 @@
         <w:rPr>
           <w:b/>
         </w:rPr>
-        <w:t xml:space="preserve">[ATTORNEY REVIEW: KnockIQ does not currently have retention/deletion lifecycles implemented in code for </w:t>
-      </w:r>
-      <w:r>
-        <w:rPr>
-          <w:rStyle w:val="VerbatimChar"/>
-          <w:b/>
-        </w:rPr>
-        <w:t>interactions</w:t>
-      </w:r>
-      <w:r>
-        <w:rPr>
-          <w:b/>
-        </w:rPr>
-        <w:t xml:space="preserve">, </w:t>
-      </w:r>
-      <w:r>
-        <w:rPr>
-          <w:rStyle w:val="VerbatimChar"/>
-          <w:b/>
-        </w:rPr>
-        <w:t>gps_points</w:t>
-      </w:r>
-      <w:r>
-        <w:rPr>
-          <w:b/>
-        </w:rPr>
-        <w:t xml:space="preserve">, </w:t>
-      </w:r>
-      <w:r>
-        <w:rPr>
-          <w:rStyle w:val="VerbatimChar"/>
-          <w:b/>
-        </w:rPr>
-        <w:t>do_not_knock</w:t>
-      </w:r>
-      <w:r>
-        <w:rPr>
-          <w:b/>
-        </w:rPr>
-        <w:t>, photos, or audio. Confirm that engineering will implement the lifecycles before this Policy is published, or rewrite the table to reflect what is actually in place. Publishing a retention schedule the product does not enforce creates direct regulatory and litigation exposure.]</w:t>
+        <w:t>[ATTORNEY REVIEW: confirm that the 7-year billing-record retention matches your tax counsel’s advice for your governing-law state, and confirm that the 90-day post-deletion grace period for rep accounts and session headers is consistent with any commitments KnockIQ has made to canvassing-company customers about historical data access after off-boarding.]</w:t>
       </w:r>
     </w:p>
     <w:p>
@@ -5634,7 +5564,7 @@
       </w:pPr>
       <w:r>
         <w:rPr/>
-        <w:t>We will search all of the systems where Visited Person data is stored (interaction records, GPS breadcrumbs, do-not-knock lists, photographs, voice-note transcripts) and process your request as you direct.</w:t>
+        <w:t>We will search all of the systems where Visited Person data is stored (interaction records, GPS breadcrumbs, do-not-knock lists, photographs) and process your request as you direct.</w:t>
       </w:r>
     </w:p>
     <w:p>
@@ -6401,7 +6331,7 @@
       </w:pPr>
       <w:r>
         <w:rPr/>
-        <w:t>The KnockIQ application may link to or integrate with third-party services that the Customer has enabled (for example, a Zapier webhook configured by the Customer’s account owner). When you interact with those services, their own privacy policies govern. We are not responsible for the privacy practices of third-party services, including but not limited to OpenStreetMap, Google Maps, Stripe, Resend, OpenAI, and Zapier.</w:t>
+        <w:t>The KnockIQ application may link to or integrate with third-party services that the Customer has enabled (for example, a Zapier webhook configured by the Customer’s account owner). When you interact with those services, their own privacy policies govern. We are not responsible for the privacy practices of third-party services, including but not limited to OpenStreetMap, Google Maps, Stripe, Resend, and Zapier.</w:t>
       </w:r>
     </w:p>
     <w:p>
@@ -6764,17 +6694,7 @@
       </w:r>
       <w:r>
         <w:rPr/>
-        <w:t xml:space="preserve"> (Rep and Visited Person), </w:t>
-      </w:r>
-      <w:r>
-        <w:rPr>
-          <w:b/>
-        </w:rPr>
-        <w:t>audio data</w:t>
-      </w:r>
-      <w:r>
-        <w:rPr/>
-        <w:t xml:space="preserve"> (Rep voice notes), professional/employment information (Rep role, commission), and inferences drawn from the above (performance scoring). Sources, purposes, and recipients are described in Sections 3–7 above. We have </w:t>
+        <w:t xml:space="preserve"> (Rep and Visited Person), professional/employment information (Rep role, commission), and inferences drawn from the above (performance scoring). Sources, purposes, and recipients are described in Sections 3–7 above. We have </w:t>
       </w:r>
       <w:r>
         <w:rPr>
